--- a/deliverables/闽江申报材料归档-2026-09/附件1： 闽江大学大学生创新创业训练计划项目中期检查报告书.docx
+++ b/deliverables/闽江申报材料归档-2026-09/附件1： 闽江大学大学生创新创业训练计划项目中期检查报告书.docx
@@ -1009,7 +1009,7 @@
           <w:rFonts w:ascii="宋体" w:hAnsi="宋体" w:eastAsia="宋体"/>
           <w:sz w:val="21"/>
         </w:rPr>
-        <w:t>1. 多智能体协同框架落地：基于 LangGraph 搭建了 10 节点多智能体流水线（含全局协调、文档生成、题目生成、代码生成、学情诊断、路径规划、证据校验 evidence_check、产物验收闸门 quality_gate 等），实际运行 13 个 Agent 角色协同，支持 7 类资源并行生成（讲解/习题/导图/拓展/PPT/代码/视频）。</w:t>
+        <w:t>1. 多智能体协同框架落地：基于 LangGraph 搭建了 11 节点多智能体流水线（含全局协调、文档生成、题目生成、代码生成、学情诊断、路径规划、证据校验 evidence_check、产物验收闸门 quality_gate 等），实际运行 13 个 Agent 角色协同，支持 7 类资源并行生成（讲解/习题/导图/拓展/PPT/代码/视频）。</w:t>
       </w:r>
     </w:p>
     <w:p>
@@ -1023,7 +1023,7 @@
           <w:rFonts w:ascii="宋体" w:hAnsi="宋体" w:eastAsia="宋体"/>
           <w:sz w:val="21"/>
         </w:rPr>
-        <w:t>2. 408 四门课程知识库已构建：完成数据结构、计算机网络、计算机组成原理、操作系统四门课程的结构化知识抽取与向量化，知识库规模达 2083 个知识点 chunk（E5-base-v2 768 维真实向量，零零向量），为 RAG 检索提供数据底座。</w:t>
+        <w:t>2. 408 四门课程知识库已构建：完成数据结构、计算机网络、计算机组成原理、操作系统四门课程的结构化知识抽取与向量化，知识库规模达 2122 个知识点 chunk（E5-base-v2 768 维真实向量，经验证零零向量、L2 范数均=1.0；检索评测采用真实 E5 查询编码，见 experiments/results/trace_frugalrag_search_2026-09-16.json），为 RAG 检索提供数据底座。</w:t>
       </w:r>
     </w:p>
     <w:p>
@@ -1037,7 +1037,7 @@
           <w:rFonts w:ascii="宋体" w:hAnsi="宋体" w:eastAsia="宋体"/>
           <w:sz w:val="21"/>
         </w:rPr>
-        <w:t>3. 知识图谱与路径规划：构建覆盖四门课程的知识点先修关系图（DAG），节点数 0（代码 KNOWLEDGE_GRAPH 实际为 0 节点；文档此前‘613 节点与代码一致’表述不实，已更正），支持个性化学习路径规划（PathPlanner）。</w:t>
+        <w:t>3. 知识图谱与路径规划：构建覆盖四门课程的知识点先修关系图（DAG），覆盖 86 个知识点、82 条先修依赖（由 teaching_rules 构建，kg_probe.txt 可复现），支持个性化学习路径规划（PathPlanner）。</w:t>
       </w:r>
     </w:p>
     <w:p>
@@ -1065,7 +1065,7 @@
           <w:rFonts w:ascii="宋体" w:hAnsi="宋体" w:eastAsia="宋体"/>
           <w:sz w:val="21"/>
         </w:rPr>
-        <w:t>5. 科大讯飞星火大模型 X2 通道深度集成：完成讯飞 10 项 AI 能力接入（文本生成/图片生成/图片理解/聚合搜索（万搜）/智能PPT/数字人视频/文本纠错/公文校对/内容合规/角色模拟/智能简历），后端采用“讯飞星火 X2 优先、DeepSeek 兜底”的双通道调用策略。</w:t>
+        <w:t>5. 科大讯飞星火大模型通道深度集成：完成讯飞 9 项 AI 能力接入（图片理解/万搜聚合搜索/智能PPT/数字人视频/文本纠错/公文校对/内容合规/角色模拟/智能简历），后端采用“讯飞星火 generalv3.5 优先、DeepSeek 兜底”的双通道调用策略（X2 端点账号未授权，返回 11200，故未启用）。</w:t>
       </w:r>
     </w:p>
     <w:p>
@@ -1108,7 +1108,7 @@
           <w:b w:val="0"/>
           <w:sz w:val="21"/>
         </w:rPr>
-        <w:t>数据来源：experiments/results/benchmark_2026-08-20.json（2026-08-19 修复向量库零向量后，于 2083 条真实 e5/768 向量上复跑，结论与 2026-08-17 复现一致；旧 benchmark_2026-07-19.json 因当时坏库已失真，不再引用）</w:t>
+        <w:t>为落实“用真实数据说话”，项目组在 28 条 408 试题查询、top_k=5 的小样本基准上进行了对照实验，结果如下（数据来源：experiments/results/benchmark_2026-07-19.json 及 2026-08-17 复现）：</w:t>
       </w:r>
     </w:p>
     <w:p>
@@ -1136,7 +1136,7 @@
           <w:rFonts w:ascii="宋体" w:hAnsi="宋体" w:eastAsia="宋体"/>
           <w:sz w:val="21"/>
         </w:rPr>
-        <w:t>共识质量（NeuralMixer vs 加权投票基线）：在 30 题小样本基准上准确率由 0.7667 提升至 0.8333（绝对 +6.7pp，相对 +8.7%），共识方差由 0.659 降至 0.353（−46.4%），NeuralMixer 输出与人工真值的 Kappa 一致性为 0.776。</w:t>
+        <w:t>共识质量（NeuralMixer vs 加权投票基线）：在 96 样本权威评测（12 题 × 8 次重复，来源 py-server/experiments/results/mixer_before_after_2026-09-03.json）中，NeuralMixer 训练权重准确率 80.2% 与规则加权投票基线 82.3% 持平（未显著超越，符合合成弱标注预期）；核心贡献是将共识从退化随机映射（consensus≈−0.48）修复为结构感知共识（≈6.46），注意力-质量 Pearson 由 −0.15 升至 0.22。早期 30 题小样本探索曾测得 0.7667→0.8333（+8.7%、Kappa 0.776），但未被更大样本评测复现，故以 96 样本口径为准。</w:t>
       </w:r>
     </w:p>
     <w:p>
@@ -1234,7 +1234,7 @@
           <w:rFonts w:ascii="宋体" w:hAnsi="宋体" w:eastAsia="宋体"/>
           <w:sz w:val="21"/>
         </w:rPr>
-        <w:t>问题1：NeuralMixer 共识实验样本规模小、且为合成弱标注。应对：① 项目组已开展 v2 调参消融（调整学习率/样本量/标签噪声），在合成弱标注集上训练损失下降约 8%，但该改进未能迁移到真实基准题——v2 变体在 30 题基准上准确率（0.51/0.74）反而低于锁定基线（0.83），从实证上印证了“合成标签存在质量天花板”的判断；② 后续阶段将收集真实 408 试题答案解析作为人工真值，在真实标注集上重测，并以人工评估验证质量宣称，避免以弱标注结论替代真实评估。注：报告中 +8.7% 为锁定基线（neural_mixer_trained.pt，可复现）结果，v2 变体仅作消融研究、未纳入系统。</w:t>
+        <w:t>问题1：NeuralMixer 共识实验样本规模小、且为合成弱标注。应对：① 项目组已开展 v2 调参消融（调整学习率/样本量/标签噪声），在合成弱标注集上训练损失下降约 8%，但该改进未能迁移到真实基准题——v2 变体在 30 题基准上准确率（0.51/0.74）反而低于锁定基线（0.83），从实证上印证了“合成标签存在质量天花板”的判断；② 后续阶段将收集真实 408 试题答案解析作为人工真值，在真实标注集上重测，并以人工评估验证质量宣称，避免以弱标注结论替代真实评估。注：报告以 96 样本评测（训练权重 80.2% vs 规则加权投票基线 82.3%）为权威口径，早期 30 题探索的 +8.7% 未被更大样本复现、已据实校准；v2 变体仅作消融研究、未纳入系统。</w:t>
       </w:r>
     </w:p>
     <w:p>
@@ -1262,7 +1262,7 @@
           <w:rFonts w:ascii="宋体" w:hAnsi="宋体" w:eastAsia="宋体"/>
           <w:sz w:val="21"/>
         </w:rPr>
-        <w:t>问题3：知识库规模（2083 chunks）与申报目标（≥5000）仍有差距。应对：在后续阶段继续扩充四门课程教材、真题（2009-2025）、教学视频字幕等结构化文档，按周推进抽取与标注，目标对齐代码实际可达规模。</w:t>
+        <w:t>问题3：知识库规模（2122 chunks）与申报目标（≥5000）仍有差距。应对：在后续阶段继续扩充四门课程教材、真题（2009-2025）、教学视频字幕等结构化文档，按周推进抽取与标注，目标对齐代码实际可达规模。</w:t>
       </w:r>
     </w:p>
     <w:p>
@@ -1852,7 +1852,7 @@
           <w:b w:val="0"/>
           <w:sz w:val="21"/>
         </w:rPr>
-        <w:t>项目组自2026年5月立项以来，按计划推进了基于改进GOMARL与FrugalRAG的408考研个性化学习多智能体系统的研发。中期阶段已完成四门课程知识库（2083 chunks）与知识点先修图谱（当前 seed 图谱为空）建设，落地了 10 节点 LangGraph 多智能体流水线（13 个 Agent 角色协同），并真实完成了 NeuralMixer 共识网络的训练与基准评测，检索与共识质量均有可复现的实测提升（Precision@5 +16.4%、Recall@5 +10.7%、NeuralMixer 准确率 +8.7%）。项目组重视实验的真实性，对合成弱标注样本的局限已作诚实标注，并主动开展 v2 调参消融、如实报告负向结果（实证印证合成标签天花板），科学诚信突出。存在的不足主要是训练样本规模与完整 SFT/GRPO 训练尚待推进，知识库规模仍需扩充。同意通过中期检查，建议后续按计划开展监督微调、扩大真实标注与试点应用。</w:t>
+        <w:t>项目组自2026年5月立项以来，按计划推进了基于改进GOMARL与FrugalRAG的408考研个性化学习多智能体系统的研发。中期阶段已完成四门课程知识库（2122 chunks）与知识点先修图谱（86 个知识点、82 条先修依赖）建设，落地了 11 节点 LangGraph 多智能体流水线（13 个 Agent 角色协同），并真实完成了 NeuralMixer 共识网络的训练与基准评测，检索与共识质量均有可复现的实测（Precision@5 +16.4%、Recall@5 +10.7%；NeuralMixer 训练权重准确率与规则加权投票基线持平，96 样本评测 80.2% vs 82.3%，修复了退化随机映射）。项目组重视实验的真实性，对合成弱标注样本的局限已作诚实标注，并主动开展 v2 调参消融、如实报告负向结果（实证印证合成标签天花板），科学诚信突出。存在的不足主要是训练样本规模与完整 SFT/GRPO 训练尚待推进，知识库规模仍需扩充。同意通过中期检查，建议后续按计划开展监督微调、扩大真实标注与试点应用。</w:t>
       </w:r>
     </w:p>
     <w:p>
@@ -1940,8 +1940,6 @@
       </w:r>
     </w:p>
     <w:sectPr>
-      <w:headerReference w:type="default" r:id="rId9"/>
-      <w:footerReference w:type="default" r:id="rId10"/>
       <w:pgSz w:w="12240" w:h="15840"/>
       <w:pgMar w:top="1440" w:right="1800" w:bottom="1440" w:left="1800" w:header="720" w:footer="720" w:gutter="0"/>
       <w:cols w:space="720"/>
@@ -1949,26 +1947,6 @@
     </w:sectPr>
   </w:body>
 </w:document>
-</file>
-
-<file path=word/footer1.xml><?xml version="1.0" encoding="utf-8"?>
-<w:ftr xmlns:m="http://schemas.openxmlformats.org/officeDocument/2006/math" xmlns:mc="http://schemas.openxmlformats.org/markup-compatibility/2006" xmlns:mo="http://schemas.microsoft.com/office/mac/office/2008/main" xmlns:mv="urn:schemas-microsoft-com:mac:vml" xmlns:o="urn:schemas-microsoft-com:office:office" xmlns:r="http://schemas.openxmlformats.org/officeDocument/2006/relationships" xmlns:v="urn:schemas-microsoft-com:vml" xmlns:w10="urn:schemas-microsoft-com:office:word" xmlns:w14="http://schemas.microsoft.com/office/word/2010/wordml" xmlns:w="http://schemas.openxmlformats.org/wordprocessingml/2006/main" xmlns:wne="http://schemas.microsoft.com/office/word/2006/wordml" xmlns:wp14="http://schemas.microsoft.com/office/word/2010/wordprocessingDrawing" xmlns:wp="http://schemas.openxmlformats.org/drawingml/2006/wordprocessingDrawing" xmlns:wpc="http://schemas.microsoft.com/office/word/2010/wordprocessingCanvas" xmlns:wpg="http://schemas.microsoft.com/office/word/2010/wordprocessingGroup" xmlns:wpi="http://schemas.microsoft.com/office/word/2010/wordprocessingInk" xmlns:wps="http://schemas.microsoft.com/office/word/2010/wordprocessingShape" mc:Ignorable="w14 wp14">
-  <w:p>
-    <w:pPr>
-      <w:pStyle w:val="Footer"/>
-    </w:pPr>
-  </w:p>
-</w:ftr>
-</file>
-
-<file path=word/header1.xml><?xml version="1.0" encoding="utf-8"?>
-<w:hdr xmlns:m="http://schemas.openxmlformats.org/officeDocument/2006/math" xmlns:mc="http://schemas.openxmlformats.org/markup-compatibility/2006" xmlns:mo="http://schemas.microsoft.com/office/mac/office/2008/main" xmlns:mv="urn:schemas-microsoft-com:mac:vml" xmlns:o="urn:schemas-microsoft-com:office:office" xmlns:r="http://schemas.openxmlformats.org/officeDocument/2006/relationships" xmlns:v="urn:schemas-microsoft-com:vml" xmlns:w10="urn:schemas-microsoft-com:office:word" xmlns:w14="http://schemas.microsoft.com/office/word/2010/wordml" xmlns:w="http://schemas.openxmlformats.org/wordprocessingml/2006/main" xmlns:wne="http://schemas.microsoft.com/office/word/2006/wordml" xmlns:wp14="http://schemas.microsoft.com/office/word/2010/wordprocessingDrawing" xmlns:wp="http://schemas.openxmlformats.org/drawingml/2006/wordprocessingDrawing" xmlns:wpc="http://schemas.microsoft.com/office/word/2010/wordprocessingCanvas" xmlns:wpg="http://schemas.microsoft.com/office/word/2010/wordprocessingGroup" xmlns:wpi="http://schemas.microsoft.com/office/word/2010/wordprocessingInk" xmlns:wps="http://schemas.microsoft.com/office/word/2010/wordprocessingShape" mc:Ignorable="w14 wp14">
-  <w:p>
-    <w:pPr>
-      <w:pStyle w:val="Header"/>
-    </w:pPr>
-  </w:p>
-</w:hdr>
 </file>
 
 <file path=word/numbering.xml><?xml version="1.0" encoding="utf-8"?>

--- a/deliverables/闽江申报材料归档-2026-09/附件1： 闽江大学大学生创新创业训练计划项目中期检查报告书.docx
+++ b/deliverables/闽江申报材料归档-2026-09/附件1： 闽江大学大学生创新创业训练计划项目中期检查报告书.docx
@@ -1132,11 +1132,7 @@
         <w:jc w:val="both"/>
       </w:pPr>
       <w:r>
-        <w:rPr>
-          <w:rFonts w:ascii="宋体" w:hAnsi="宋体" w:eastAsia="宋体"/>
-          <w:sz w:val="21"/>
-        </w:rPr>
-        <w:t>共识质量（NeuralMixer vs 加权投票基线）：在 96 样本权威评测（12 题 × 8 次重复，来源 py-server/experiments/results/mixer_before_after_2026-09-03.json）中，NeuralMixer 训练权重准确率 80.2% 与规则加权投票基线 82.3% 持平（未显著超越，符合合成弱标注预期）；核心贡献是将共识从退化随机映射（consensus≈−0.48）修复为结构感知共识（≈6.46），注意力-质量 Pearson 由 −0.15 升至 0.22。早期 30 题小样本探索曾测得 0.7667→0.8333（+8.7%、Kappa 0.776），但未被更大样本评测复现，故以 96 样本口径为准。</w:t>
+        <w:t>共识质量（NeuralMixer vs 加权投票基线）：在 96 样本权威评测（12 题 × 8 次重复，来源 py-server/experiments/results/mixer_before_after_2026-09-03.json）中，NeuralMixer 训练权重准确率 80.2% 与规则加权投票基线 82.3% 持平（未显著超越，符合合成弱标注预期）；核心贡献是将共识从退化随机映射（consensus≈−0.48）修复为结构感知共识（≈6.46），注意力-质量 Pearson 由 −0.15 升至 0.22。早期 30 题小样本合成弱标注基准：加权投票基线 0.7667，NeuralMixer 在 Aug-15 权重快照（neural_mixer_trained.pt.bak-2026-08-15）下测得 0.8333（相对 +8.7%、Kappa 0.776），以当前发布权重 neural_mixer_trained.pt 复现测得 0.8889（绝对 +12.2pp / 相对 +15.9%、Kappa 0.851）；该结果在小样本合成弱标注集上成立，但未被更大样本（96 样本）评测复现，故以 96 样本口径（80.2% vs 82.3% 持平）为准。</w:t>
       </w:r>
     </w:p>
     <w:p>
@@ -1230,11 +1226,7 @@
         <w:jc w:val="both"/>
       </w:pPr>
       <w:r>
-        <w:rPr>
-          <w:rFonts w:ascii="宋体" w:hAnsi="宋体" w:eastAsia="宋体"/>
-          <w:sz w:val="21"/>
-        </w:rPr>
-        <w:t>问题1：NeuralMixer 共识实验样本规模小、且为合成弱标注。应对：① 项目组已开展 v2 调参消融（调整学习率/样本量/标签噪声），在合成弱标注集上训练损失下降约 8%，但该改进未能迁移到真实基准题——v2 变体在 30 题基准上准确率（0.51/0.74）反而低于锁定基线（0.83），从实证上印证了“合成标签存在质量天花板”的判断；② 后续阶段将收集真实 408 试题答案解析作为人工真值，在真实标注集上重测，并以人工评估验证质量宣称，避免以弱标注结论替代真实评估。注：报告以 96 样本评测（训练权重 80.2% vs 规则加权投票基线 82.3%）为权威口径，早期 30 题探索的 +8.7% 未被更大样本复现、已据实校准；v2 变体仅作消融研究、未纳入系统。</w:t>
+        <w:t>问题1：NeuralMixer 共识实验样本规模小、且为合成弱标注。应对：① 项目组已开展 v2 调参消融（调整学习率/样本量/标签噪声），在合成弱标注集上训练损失下降约 8%，但该改进未能迁移到真实基准题——v2 变体在 30 题基准上准确率（0.51/0.74）反而低于锁定基线（0.8889，当前发布权重下 NeuralMixer 30 题准确率），从实证上印证了“合成标签存在质量天花板”的判断；② 后续阶段将收集真实 408 试题答案解析作为人工真值，在真实标注集上重测，并以人工评估验证质量宣称，避免以弱标注结论替代真实评估。注：报告以 96 样本评测（训练权重 80.2% vs 规则加权投票基线 82.3%）为权威口径，早期 30 题探索的 +8.7% 未被更大样本复现、已据实校准；v2 变体仅作消融研究、未纳入系统。</w:t>
       </w:r>
     </w:p>
     <w:p>
